--- a/02_Reports/week1_progress_report.docx
+++ b/02_Reports/week1_progress_report.docx
@@ -148,16 +148,64 @@
         </w:pBdr>
         <w:shd w:val="clear" w:color="auto" w:fill="F2F2F2"/>
         <w:spacing w:before="120" w:after="200" w:line="276" w:lineRule="auto"/>
-      </w:pPr>
-      <w:r>
-        <w:rPr>
-          <w:rFonts w:ascii="Calibri" w:eastAsia="Calibri" w:hAnsi="Calibri" w:cs="Calibri"/>
-          <w:i/>
-          <w:iCs/>
-          <w:color w:val="555555"/>
-        </w:rPr>
-        <w:t>[ Insert Screenshot: repository home page immediately after creation ]</w:t>
-      </w:r>
+        <w:rPr>
+          <w:lang w:val="en-US"/>
+        </w:rPr>
+      </w:pPr>
+      <w:r>
+        <w:rPr>
+          <w:lang w:val="en-US"/>
+        </w:rPr>
+        <w:drawing>
+          <wp:inline distT="0" distB="0" distL="0" distR="0" wp14:anchorId="26AD1D21" wp14:editId="3ECA963C">
+            <wp:extent cx="6400800" cy="1075055"/>
+            <wp:effectExtent l="0" t="0" r="0" b="0"/>
+            <wp:docPr id="887542072" name="Picture 1"/>
+            <wp:cNvGraphicFramePr>
+              <a:graphicFrameLocks xmlns:a="http://schemas.openxmlformats.org/drawingml/2006/main" noChangeAspect="1"/>
+            </wp:cNvGraphicFramePr>
+            <a:graphic xmlns:a="http://schemas.openxmlformats.org/drawingml/2006/main">
+              <a:graphicData uri="http://schemas.openxmlformats.org/drawingml/2006/picture">
+                <pic:pic xmlns:pic="http://schemas.openxmlformats.org/drawingml/2006/picture">
+                  <pic:nvPicPr>
+                    <pic:cNvPr id="887542072" name=""/>
+                    <pic:cNvPicPr/>
+                  </pic:nvPicPr>
+                  <pic:blipFill>
+                    <a:blip r:embed="rId5"/>
+                    <a:stretch>
+                      <a:fillRect/>
+                    </a:stretch>
+                  </pic:blipFill>
+                  <pic:spPr>
+                    <a:xfrm>
+                      <a:off x="0" y="0"/>
+                      <a:ext cx="6400800" cy="1075055"/>
+                    </a:xfrm>
+                    <a:prstGeom prst="rect">
+                      <a:avLst/>
+                    </a:prstGeom>
+                  </pic:spPr>
+                </pic:pic>
+              </a:graphicData>
+            </a:graphic>
+          </wp:inline>
+        </w:drawing>
+      </w:r>
+    </w:p>
+    <w:p>
+      <w:pPr>
+        <w:pStyle w:val="Heading2"/>
+        <w:spacing w:before="200" w:after="100"/>
+        <w:rPr>
+          <w:rFonts w:ascii="Calibri" w:eastAsia="Calibri" w:hAnsi="Calibri" w:cs="Calibri"/>
+          <w:b/>
+          <w:bCs/>
+          <w:sz w:val="23"/>
+          <w:szCs w:val="23"/>
+          <w:lang w:val="en-US"/>
+        </w:rPr>
+      </w:pPr>
     </w:p>
     <w:p>
       <w:pPr>
@@ -198,15 +246,49 @@
         </w:pBdr>
         <w:shd w:val="clear" w:color="auto" w:fill="F2F2F2"/>
         <w:spacing w:before="120" w:after="200" w:line="276" w:lineRule="auto"/>
-      </w:pPr>
-      <w:r>
-        <w:rPr>
-          <w:rFonts w:ascii="Calibri" w:eastAsia="Calibri" w:hAnsi="Calibri" w:cs="Calibri"/>
-          <w:i/>
-          <w:iCs/>
-          <w:color w:val="555555"/>
-        </w:rPr>
-        <w:t>[ Insert Screenshot: repository file listing showing all 6 top-level folders ]</w:t>
+        <w:rPr>
+          <w:lang w:val="en-US"/>
+        </w:rPr>
+      </w:pPr>
+      <w:r>
+        <w:rPr>
+          <w:lang w:val="en-US"/>
+        </w:rPr>
+        <w:drawing>
+          <wp:inline distT="0" distB="0" distL="0" distR="0" wp14:anchorId="0ECC1068" wp14:editId="0E047498">
+            <wp:extent cx="6400800" cy="1592580"/>
+            <wp:effectExtent l="0" t="0" r="0" b="7620"/>
+            <wp:docPr id="1760835483" name="Picture 1"/>
+            <wp:cNvGraphicFramePr>
+              <a:graphicFrameLocks xmlns:a="http://schemas.openxmlformats.org/drawingml/2006/main" noChangeAspect="1"/>
+            </wp:cNvGraphicFramePr>
+            <a:graphic xmlns:a="http://schemas.openxmlformats.org/drawingml/2006/main">
+              <a:graphicData uri="http://schemas.openxmlformats.org/drawingml/2006/picture">
+                <pic:pic xmlns:pic="http://schemas.openxmlformats.org/drawingml/2006/picture">
+                  <pic:nvPicPr>
+                    <pic:cNvPr id="1760835483" name=""/>
+                    <pic:cNvPicPr/>
+                  </pic:nvPicPr>
+                  <pic:blipFill>
+                    <a:blip r:embed="rId6"/>
+                    <a:stretch>
+                      <a:fillRect/>
+                    </a:stretch>
+                  </pic:blipFill>
+                  <pic:spPr>
+                    <a:xfrm>
+                      <a:off x="0" y="0"/>
+                      <a:ext cx="6400800" cy="1592580"/>
+                    </a:xfrm>
+                    <a:prstGeom prst="rect">
+                      <a:avLst/>
+                    </a:prstGeom>
+                  </pic:spPr>
+                </pic:pic>
+              </a:graphicData>
+            </a:graphic>
+          </wp:inline>
+        </w:drawing>
       </w:r>
     </w:p>
     <w:p>
@@ -222,6 +304,7 @@
           <w:sz w:val="23"/>
           <w:szCs w:val="23"/>
         </w:rPr>
+        <w:lastRenderedPageBreak/>
         <w:t>3.3 Proposal Upload</w:t>
       </w:r>
     </w:p>
@@ -248,29 +331,77 @@
         </w:pBdr>
         <w:shd w:val="clear" w:color="auto" w:fill="F2F2F2"/>
         <w:spacing w:before="120" w:after="200" w:line="276" w:lineRule="auto"/>
-      </w:pPr>
-      <w:r>
-        <w:rPr>
-          <w:rFonts w:ascii="Calibri" w:eastAsia="Calibri" w:hAnsi="Calibri" w:cs="Calibri"/>
-          <w:i/>
-          <w:iCs/>
-          <w:color w:val="555555"/>
-        </w:rPr>
-        <w:t>[ Insert Screenshot: 01_Proposal folder showing the committed PDF ]</w:t>
+        <w:rPr>
+          <w:lang w:val="en-US"/>
+        </w:rPr>
+      </w:pPr>
+      <w:r>
+        <w:rPr>
+          <w:lang w:val="en-US"/>
+        </w:rPr>
+        <w:drawing>
+          <wp:inline distT="0" distB="0" distL="0" distR="0" wp14:anchorId="70F1A6D5" wp14:editId="1D5B301D">
+            <wp:extent cx="6400800" cy="2932430"/>
+            <wp:effectExtent l="0" t="0" r="0" b="1270"/>
+            <wp:docPr id="66486620" name="Picture 1"/>
+            <wp:cNvGraphicFramePr>
+              <a:graphicFrameLocks xmlns:a="http://schemas.openxmlformats.org/drawingml/2006/main" noChangeAspect="1"/>
+            </wp:cNvGraphicFramePr>
+            <a:graphic xmlns:a="http://schemas.openxmlformats.org/drawingml/2006/main">
+              <a:graphicData uri="http://schemas.openxmlformats.org/drawingml/2006/picture">
+                <pic:pic xmlns:pic="http://schemas.openxmlformats.org/drawingml/2006/picture">
+                  <pic:nvPicPr>
+                    <pic:cNvPr id="66486620" name=""/>
+                    <pic:cNvPicPr/>
+                  </pic:nvPicPr>
+                  <pic:blipFill>
+                    <a:blip r:embed="rId7"/>
+                    <a:stretch>
+                      <a:fillRect/>
+                    </a:stretch>
+                  </pic:blipFill>
+                  <pic:spPr>
+                    <a:xfrm>
+                      <a:off x="0" y="0"/>
+                      <a:ext cx="6400800" cy="2932430"/>
+                    </a:xfrm>
+                    <a:prstGeom prst="rect">
+                      <a:avLst/>
+                    </a:prstGeom>
+                  </pic:spPr>
+                </pic:pic>
+              </a:graphicData>
+            </a:graphic>
+          </wp:inline>
+        </w:drawing>
       </w:r>
     </w:p>
     <w:p>
       <w:pPr>
         <w:pStyle w:val="Heading2"/>
         <w:spacing w:before="200" w:after="100"/>
-      </w:pPr>
-      <w:r>
         <w:rPr>
           <w:rFonts w:ascii="Calibri" w:eastAsia="Calibri" w:hAnsi="Calibri" w:cs="Calibri"/>
           <w:b/>
           <w:bCs/>
           <w:sz w:val="23"/>
           <w:szCs w:val="23"/>
+          <w:lang w:val="en-US"/>
+        </w:rPr>
+      </w:pPr>
+    </w:p>
+    <w:p>
+      <w:pPr>
+        <w:pStyle w:val="Heading2"/>
+        <w:spacing w:before="200" w:after="100"/>
+      </w:pPr>
+      <w:r>
+        <w:rPr>
+          <w:rFonts w:ascii="Calibri" w:eastAsia="Calibri" w:hAnsi="Calibri" w:cs="Calibri"/>
+          <w:b/>
+          <w:bCs/>
+          <w:sz w:val="23"/>
+          <w:szCs w:val="23"/>
         </w:rPr>
         <w:t>3.4 Evaluation Rubric and Hypothesis Design</w:t>
       </w:r>
@@ -288,6 +419,667 @@
         <w:t>Authored rubric.docx inside 04_Datasets, defining explicit 0-5 scoring criteria across five dimensions — Knowledge Retrieval, Multi-step Reasoning, Instruction Following, Hallucination Stress Test, and Coding Tasks — each with a defined weight, and stated the three governing research hypotheses (H1, H2, H3) that this rubric will later be used to test.</w:t>
       </w:r>
     </w:p>
+    <w:tbl>
+      <w:tblPr>
+        <w:tblW w:w="10300" w:type="dxa"/>
+        <w:tblBorders>
+          <w:top w:val="single" w:sz="4" w:space="0" w:color="auto"/>
+          <w:left w:val="single" w:sz="4" w:space="0" w:color="auto"/>
+          <w:bottom w:val="single" w:sz="4" w:space="0" w:color="auto"/>
+          <w:right w:val="single" w:sz="4" w:space="0" w:color="auto"/>
+          <w:insideH w:val="single" w:sz="4" w:space="0" w:color="auto"/>
+          <w:insideV w:val="single" w:sz="4" w:space="0" w:color="auto"/>
+        </w:tblBorders>
+        <w:tblCellMar>
+          <w:left w:w="10" w:type="dxa"/>
+          <w:right w:w="10" w:type="dxa"/>
+        </w:tblCellMar>
+        <w:tblLook w:val="04A0" w:firstRow="1" w:lastRow="0" w:firstColumn="1" w:lastColumn="0" w:noHBand="0" w:noVBand="1"/>
+      </w:tblPr>
+      <w:tblGrid>
+        <w:gridCol w:w="2200"/>
+        <w:gridCol w:w="900"/>
+        <w:gridCol w:w="2400"/>
+        <w:gridCol w:w="2400"/>
+        <w:gridCol w:w="2400"/>
+      </w:tblGrid>
+      <w:tr>
+        <w:tblPrEx>
+          <w:tblCellMar>
+            <w:top w:w="0" w:type="dxa"/>
+            <w:bottom w:w="0" w:type="dxa"/>
+          </w:tblCellMar>
+        </w:tblPrEx>
+        <w:trPr>
+          <w:tblHeader/>
+        </w:trPr>
+        <w:tc>
+          <w:tcPr>
+            <w:tcW w:w="2200" w:type="dxa"/>
+            <w:shd w:val="clear" w:color="auto" w:fill="D9E2F3"/>
+            <w:tcMar>
+              <w:top w:w="100" w:type="dxa"/>
+              <w:left w:w="120" w:type="dxa"/>
+              <w:bottom w:w="100" w:type="dxa"/>
+              <w:right w:w="120" w:type="dxa"/>
+            </w:tcMar>
+          </w:tcPr>
+          <w:p>
+            <w:r>
+              <w:rPr>
+                <w:rFonts w:ascii="Calibri" w:eastAsia="Calibri" w:hAnsi="Calibri" w:cs="Calibri"/>
+                <w:b/>
+                <w:bCs/>
+              </w:rPr>
+              <w:t>Dimension</w:t>
+            </w:r>
+          </w:p>
+        </w:tc>
+        <w:tc>
+          <w:tcPr>
+            <w:tcW w:w="900" w:type="dxa"/>
+            <w:shd w:val="clear" w:color="auto" w:fill="D9E2F3"/>
+            <w:tcMar>
+              <w:top w:w="100" w:type="dxa"/>
+              <w:left w:w="120" w:type="dxa"/>
+              <w:bottom w:w="100" w:type="dxa"/>
+              <w:right w:w="120" w:type="dxa"/>
+            </w:tcMar>
+          </w:tcPr>
+          <w:p>
+            <w:r>
+              <w:rPr>
+                <w:rFonts w:ascii="Calibri" w:eastAsia="Calibri" w:hAnsi="Calibri" w:cs="Calibri"/>
+                <w:b/>
+                <w:bCs/>
+              </w:rPr>
+              <w:t>Weight</w:t>
+            </w:r>
+          </w:p>
+        </w:tc>
+        <w:tc>
+          <w:tcPr>
+            <w:tcW w:w="2400" w:type="dxa"/>
+            <w:shd w:val="clear" w:color="auto" w:fill="D9E2F3"/>
+            <w:tcMar>
+              <w:top w:w="100" w:type="dxa"/>
+              <w:left w:w="120" w:type="dxa"/>
+              <w:bottom w:w="100" w:type="dxa"/>
+              <w:right w:w="120" w:type="dxa"/>
+            </w:tcMar>
+          </w:tcPr>
+          <w:p>
+            <w:r>
+              <w:rPr>
+                <w:rFonts w:ascii="Calibri" w:eastAsia="Calibri" w:hAnsi="Calibri" w:cs="Calibri"/>
+                <w:b/>
+                <w:bCs/>
+              </w:rPr>
+              <w:t>Score 0 (Fail)</w:t>
+            </w:r>
+          </w:p>
+        </w:tc>
+        <w:tc>
+          <w:tcPr>
+            <w:tcW w:w="2400" w:type="dxa"/>
+            <w:shd w:val="clear" w:color="auto" w:fill="D9E2F3"/>
+            <w:tcMar>
+              <w:top w:w="100" w:type="dxa"/>
+              <w:left w:w="120" w:type="dxa"/>
+              <w:bottom w:w="100" w:type="dxa"/>
+              <w:right w:w="120" w:type="dxa"/>
+            </w:tcMar>
+          </w:tcPr>
+          <w:p>
+            <w:r>
+              <w:rPr>
+                <w:rFonts w:ascii="Calibri" w:eastAsia="Calibri" w:hAnsi="Calibri" w:cs="Calibri"/>
+                <w:b/>
+                <w:bCs/>
+              </w:rPr>
+              <w:t>Score 3 (Partial)</w:t>
+            </w:r>
+          </w:p>
+        </w:tc>
+        <w:tc>
+          <w:tcPr>
+            <w:tcW w:w="2400" w:type="dxa"/>
+            <w:shd w:val="clear" w:color="auto" w:fill="D9E2F3"/>
+            <w:tcMar>
+              <w:top w:w="100" w:type="dxa"/>
+              <w:left w:w="120" w:type="dxa"/>
+              <w:bottom w:w="100" w:type="dxa"/>
+              <w:right w:w="120" w:type="dxa"/>
+            </w:tcMar>
+          </w:tcPr>
+          <w:p>
+            <w:r>
+              <w:rPr>
+                <w:rFonts w:ascii="Calibri" w:eastAsia="Calibri" w:hAnsi="Calibri" w:cs="Calibri"/>
+                <w:b/>
+                <w:bCs/>
+              </w:rPr>
+              <w:t>Score 5 (Excellent)</w:t>
+            </w:r>
+          </w:p>
+        </w:tc>
+      </w:tr>
+      <w:tr>
+        <w:tblPrEx>
+          <w:tblCellMar>
+            <w:top w:w="0" w:type="dxa"/>
+            <w:bottom w:w="0" w:type="dxa"/>
+          </w:tblCellMar>
+        </w:tblPrEx>
+        <w:tc>
+          <w:tcPr>
+            <w:tcW w:w="2200" w:type="dxa"/>
+            <w:tcMar>
+              <w:top w:w="100" w:type="dxa"/>
+              <w:left w:w="120" w:type="dxa"/>
+              <w:bottom w:w="100" w:type="dxa"/>
+              <w:right w:w="120" w:type="dxa"/>
+            </w:tcMar>
+          </w:tcPr>
+          <w:p>
+            <w:r>
+              <w:rPr>
+                <w:rFonts w:ascii="Calibri" w:eastAsia="Calibri" w:hAnsi="Calibri" w:cs="Calibri"/>
+              </w:rPr>
+              <w:t>Knowledge Retrieval</w:t>
+            </w:r>
+          </w:p>
+        </w:tc>
+        <w:tc>
+          <w:tcPr>
+            <w:tcW w:w="900" w:type="dxa"/>
+            <w:tcMar>
+              <w:top w:w="100" w:type="dxa"/>
+              <w:left w:w="120" w:type="dxa"/>
+              <w:bottom w:w="100" w:type="dxa"/>
+              <w:right w:w="120" w:type="dxa"/>
+            </w:tcMar>
+          </w:tcPr>
+          <w:p>
+            <w:r>
+              <w:rPr>
+                <w:rFonts w:ascii="Calibri" w:eastAsia="Calibri" w:hAnsi="Calibri" w:cs="Calibri"/>
+              </w:rPr>
+              <w:t>0.20</w:t>
+            </w:r>
+          </w:p>
+        </w:tc>
+        <w:tc>
+          <w:tcPr>
+            <w:tcW w:w="2400" w:type="dxa"/>
+            <w:tcMar>
+              <w:top w:w="100" w:type="dxa"/>
+              <w:left w:w="120" w:type="dxa"/>
+              <w:bottom w:w="100" w:type="dxa"/>
+              <w:right w:w="120" w:type="dxa"/>
+            </w:tcMar>
+          </w:tcPr>
+          <w:p>
+            <w:r>
+              <w:rPr>
+                <w:rFonts w:ascii="Calibri" w:eastAsia="Calibri" w:hAnsi="Calibri" w:cs="Calibri"/>
+              </w:rPr>
+              <w:t>Factually wrong or no answer</w:t>
+            </w:r>
+          </w:p>
+        </w:tc>
+        <w:tc>
+          <w:tcPr>
+            <w:tcW w:w="2400" w:type="dxa"/>
+            <w:tcMar>
+              <w:top w:w="100" w:type="dxa"/>
+              <w:left w:w="120" w:type="dxa"/>
+              <w:bottom w:w="100" w:type="dxa"/>
+              <w:right w:w="120" w:type="dxa"/>
+            </w:tcMar>
+          </w:tcPr>
+          <w:p>
+            <w:r>
+              <w:rPr>
+                <w:rFonts w:ascii="Calibri" w:eastAsia="Calibri" w:hAnsi="Calibri" w:cs="Calibri"/>
+              </w:rPr>
+              <w:t>Correct core fact, missing nuance</w:t>
+            </w:r>
+          </w:p>
+        </w:tc>
+        <w:tc>
+          <w:tcPr>
+            <w:tcW w:w="2400" w:type="dxa"/>
+            <w:tcMar>
+              <w:top w:w="100" w:type="dxa"/>
+              <w:left w:w="120" w:type="dxa"/>
+              <w:bottom w:w="100" w:type="dxa"/>
+              <w:right w:w="120" w:type="dxa"/>
+            </w:tcMar>
+          </w:tcPr>
+          <w:p>
+            <w:r>
+              <w:rPr>
+                <w:rFonts w:ascii="Calibri" w:eastAsia="Calibri" w:hAnsi="Calibri" w:cs="Calibri"/>
+              </w:rPr>
+              <w:t>Fully correct, well-contextualized</w:t>
+            </w:r>
+          </w:p>
+        </w:tc>
+      </w:tr>
+      <w:tr>
+        <w:tblPrEx>
+          <w:tblCellMar>
+            <w:top w:w="0" w:type="dxa"/>
+            <w:bottom w:w="0" w:type="dxa"/>
+          </w:tblCellMar>
+        </w:tblPrEx>
+        <w:tc>
+          <w:tcPr>
+            <w:tcW w:w="2200" w:type="dxa"/>
+            <w:tcMar>
+              <w:top w:w="100" w:type="dxa"/>
+              <w:left w:w="120" w:type="dxa"/>
+              <w:bottom w:w="100" w:type="dxa"/>
+              <w:right w:w="120" w:type="dxa"/>
+            </w:tcMar>
+          </w:tcPr>
+          <w:p>
+            <w:r>
+              <w:rPr>
+                <w:rFonts w:ascii="Calibri" w:eastAsia="Calibri" w:hAnsi="Calibri" w:cs="Calibri"/>
+              </w:rPr>
+              <w:t>Multi-step Reasoning</w:t>
+            </w:r>
+          </w:p>
+        </w:tc>
+        <w:tc>
+          <w:tcPr>
+            <w:tcW w:w="900" w:type="dxa"/>
+            <w:tcMar>
+              <w:top w:w="100" w:type="dxa"/>
+              <w:left w:w="120" w:type="dxa"/>
+              <w:bottom w:w="100" w:type="dxa"/>
+              <w:right w:w="120" w:type="dxa"/>
+            </w:tcMar>
+          </w:tcPr>
+          <w:p>
+            <w:r>
+              <w:rPr>
+                <w:rFonts w:ascii="Calibri" w:eastAsia="Calibri" w:hAnsi="Calibri" w:cs="Calibri"/>
+              </w:rPr>
+              <w:t>0.25</w:t>
+            </w:r>
+          </w:p>
+        </w:tc>
+        <w:tc>
+          <w:tcPr>
+            <w:tcW w:w="2400" w:type="dxa"/>
+            <w:tcMar>
+              <w:top w:w="100" w:type="dxa"/>
+              <w:left w:w="120" w:type="dxa"/>
+              <w:bottom w:w="100" w:type="dxa"/>
+              <w:right w:w="120" w:type="dxa"/>
+            </w:tcMar>
+          </w:tcPr>
+          <w:p>
+            <w:r>
+              <w:rPr>
+                <w:rFonts w:ascii="Calibri" w:eastAsia="Calibri" w:hAnsi="Calibri" w:cs="Calibri"/>
+              </w:rPr>
+              <w:t>Breaks down after step 1, wrong conclusion</w:t>
+            </w:r>
+          </w:p>
+        </w:tc>
+        <w:tc>
+          <w:tcPr>
+            <w:tcW w:w="2400" w:type="dxa"/>
+            <w:tcMar>
+              <w:top w:w="100" w:type="dxa"/>
+              <w:left w:w="120" w:type="dxa"/>
+              <w:bottom w:w="100" w:type="dxa"/>
+              <w:right w:w="120" w:type="dxa"/>
+            </w:tcMar>
+          </w:tcPr>
+          <w:p>
+            <w:r>
+              <w:rPr>
+                <w:rFonts w:ascii="Calibri" w:eastAsia="Calibri" w:hAnsi="Calibri" w:cs="Calibri"/>
+              </w:rPr>
+              <w:t>Reaches correct conclusion with a flawed or skipped step</w:t>
+            </w:r>
+          </w:p>
+        </w:tc>
+        <w:tc>
+          <w:tcPr>
+            <w:tcW w:w="2400" w:type="dxa"/>
+            <w:tcMar>
+              <w:top w:w="100" w:type="dxa"/>
+              <w:left w:w="120" w:type="dxa"/>
+              <w:bottom w:w="100" w:type="dxa"/>
+              <w:right w:w="120" w:type="dxa"/>
+            </w:tcMar>
+          </w:tcPr>
+          <w:p>
+            <w:r>
+              <w:rPr>
+                <w:rFonts w:ascii="Calibri" w:eastAsia="Calibri" w:hAnsi="Calibri" w:cs="Calibri"/>
+              </w:rPr>
+              <w:t>Complete, logically sound chain of reasoning</w:t>
+            </w:r>
+          </w:p>
+        </w:tc>
+      </w:tr>
+      <w:tr>
+        <w:tblPrEx>
+          <w:tblCellMar>
+            <w:top w:w="0" w:type="dxa"/>
+            <w:bottom w:w="0" w:type="dxa"/>
+          </w:tblCellMar>
+        </w:tblPrEx>
+        <w:tc>
+          <w:tcPr>
+            <w:tcW w:w="2200" w:type="dxa"/>
+            <w:tcMar>
+              <w:top w:w="100" w:type="dxa"/>
+              <w:left w:w="120" w:type="dxa"/>
+              <w:bottom w:w="100" w:type="dxa"/>
+              <w:right w:w="120" w:type="dxa"/>
+            </w:tcMar>
+          </w:tcPr>
+          <w:p>
+            <w:r>
+              <w:rPr>
+                <w:rFonts w:ascii="Calibri" w:eastAsia="Calibri" w:hAnsi="Calibri" w:cs="Calibri"/>
+              </w:rPr>
+              <w:t>Instruction Following</w:t>
+            </w:r>
+          </w:p>
+        </w:tc>
+        <w:tc>
+          <w:tcPr>
+            <w:tcW w:w="900" w:type="dxa"/>
+            <w:tcMar>
+              <w:top w:w="100" w:type="dxa"/>
+              <w:left w:w="120" w:type="dxa"/>
+              <w:bottom w:w="100" w:type="dxa"/>
+              <w:right w:w="120" w:type="dxa"/>
+            </w:tcMar>
+          </w:tcPr>
+          <w:p>
+            <w:r>
+              <w:rPr>
+                <w:rFonts w:ascii="Calibri" w:eastAsia="Calibri" w:hAnsi="Calibri" w:cs="Calibri"/>
+              </w:rPr>
+              <w:t>0.20</w:t>
+            </w:r>
+          </w:p>
+        </w:tc>
+        <w:tc>
+          <w:tcPr>
+            <w:tcW w:w="2400" w:type="dxa"/>
+            <w:tcMar>
+              <w:top w:w="100" w:type="dxa"/>
+              <w:left w:w="120" w:type="dxa"/>
+              <w:bottom w:w="100" w:type="dxa"/>
+              <w:right w:w="120" w:type="dxa"/>
+            </w:tcMar>
+          </w:tcPr>
+          <w:p>
+            <w:r>
+              <w:rPr>
+                <w:rFonts w:ascii="Calibri" w:eastAsia="Calibri" w:hAnsi="Calibri" w:cs="Calibri"/>
+              </w:rPr>
+              <w:t>Ignores explicit constraints</w:t>
+            </w:r>
+          </w:p>
+        </w:tc>
+        <w:tc>
+          <w:tcPr>
+            <w:tcW w:w="2400" w:type="dxa"/>
+            <w:tcMar>
+              <w:top w:w="100" w:type="dxa"/>
+              <w:left w:w="120" w:type="dxa"/>
+              <w:bottom w:w="100" w:type="dxa"/>
+              <w:right w:w="120" w:type="dxa"/>
+            </w:tcMar>
+          </w:tcPr>
+          <w:p>
+            <w:r>
+              <w:rPr>
+                <w:rFonts w:ascii="Calibri" w:eastAsia="Calibri" w:hAnsi="Calibri" w:cs="Calibri"/>
+              </w:rPr>
+              <w:t>Follows most constraints, misses 1-2</w:t>
+            </w:r>
+          </w:p>
+        </w:tc>
+        <w:tc>
+          <w:tcPr>
+            <w:tcW w:w="2400" w:type="dxa"/>
+            <w:tcMar>
+              <w:top w:w="100" w:type="dxa"/>
+              <w:left w:w="120" w:type="dxa"/>
+              <w:bottom w:w="100" w:type="dxa"/>
+              <w:right w:w="120" w:type="dxa"/>
+            </w:tcMar>
+          </w:tcPr>
+          <w:p>
+            <w:r>
+              <w:rPr>
+                <w:rFonts w:ascii="Calibri" w:eastAsia="Calibri" w:hAnsi="Calibri" w:cs="Calibri"/>
+              </w:rPr>
+              <w:t>Follows all stated constraints exactly</w:t>
+            </w:r>
+          </w:p>
+        </w:tc>
+      </w:tr>
+      <w:tr>
+        <w:tblPrEx>
+          <w:tblCellMar>
+            <w:top w:w="0" w:type="dxa"/>
+            <w:bottom w:w="0" w:type="dxa"/>
+          </w:tblCellMar>
+        </w:tblPrEx>
+        <w:tc>
+          <w:tcPr>
+            <w:tcW w:w="2200" w:type="dxa"/>
+            <w:tcMar>
+              <w:top w:w="100" w:type="dxa"/>
+              <w:left w:w="120" w:type="dxa"/>
+              <w:bottom w:w="100" w:type="dxa"/>
+              <w:right w:w="120" w:type="dxa"/>
+            </w:tcMar>
+          </w:tcPr>
+          <w:p>
+            <w:r>
+              <w:rPr>
+                <w:rFonts w:ascii="Calibri" w:eastAsia="Calibri" w:hAnsi="Calibri" w:cs="Calibri"/>
+              </w:rPr>
+              <w:t>Hallucination Stress Test</w:t>
+            </w:r>
+          </w:p>
+        </w:tc>
+        <w:tc>
+          <w:tcPr>
+            <w:tcW w:w="900" w:type="dxa"/>
+            <w:tcMar>
+              <w:top w:w="100" w:type="dxa"/>
+              <w:left w:w="120" w:type="dxa"/>
+              <w:bottom w:w="100" w:type="dxa"/>
+              <w:right w:w="120" w:type="dxa"/>
+            </w:tcMar>
+          </w:tcPr>
+          <w:p>
+            <w:r>
+              <w:rPr>
+                <w:rFonts w:ascii="Calibri" w:eastAsia="Calibri" w:hAnsi="Calibri" w:cs="Calibri"/>
+              </w:rPr>
+              <w:t>0.20</w:t>
+            </w:r>
+          </w:p>
+        </w:tc>
+        <w:tc>
+          <w:tcPr>
+            <w:tcW w:w="2400" w:type="dxa"/>
+            <w:tcMar>
+              <w:top w:w="100" w:type="dxa"/>
+              <w:left w:w="120" w:type="dxa"/>
+              <w:bottom w:w="100" w:type="dxa"/>
+              <w:right w:w="120" w:type="dxa"/>
+            </w:tcMar>
+          </w:tcPr>
+          <w:p>
+            <w:r>
+              <w:rPr>
+                <w:rFonts w:ascii="Calibri" w:eastAsia="Calibri" w:hAnsi="Calibri" w:cs="Calibri"/>
+              </w:rPr>
+              <w:t>Confidently fabricates facts/sources</w:t>
+            </w:r>
+          </w:p>
+        </w:tc>
+        <w:tc>
+          <w:tcPr>
+            <w:tcW w:w="2400" w:type="dxa"/>
+            <w:tcMar>
+              <w:top w:w="100" w:type="dxa"/>
+              <w:left w:w="120" w:type="dxa"/>
+              <w:bottom w:w="100" w:type="dxa"/>
+              <w:right w:w="120" w:type="dxa"/>
+            </w:tcMar>
+          </w:tcPr>
+          <w:p>
+            <w:r>
+              <w:rPr>
+                <w:rFonts w:ascii="Calibri" w:eastAsia="Calibri" w:hAnsi="Calibri" w:cs="Calibri"/>
+              </w:rPr>
+              <w:t>Hedges but still includes minor fabrication</w:t>
+            </w:r>
+          </w:p>
+        </w:tc>
+        <w:tc>
+          <w:tcPr>
+            <w:tcW w:w="2400" w:type="dxa"/>
+            <w:tcMar>
+              <w:top w:w="100" w:type="dxa"/>
+              <w:left w:w="120" w:type="dxa"/>
+              <w:bottom w:w="100" w:type="dxa"/>
+              <w:right w:w="120" w:type="dxa"/>
+            </w:tcMar>
+          </w:tcPr>
+          <w:p>
+            <w:r>
+              <w:rPr>
+                <w:rFonts w:ascii="Calibri" w:eastAsia="Calibri" w:hAnsi="Calibri" w:cs="Calibri"/>
+              </w:rPr>
+              <w:t>Correctly identifies uncertainty / declines to fabricate</w:t>
+            </w:r>
+          </w:p>
+        </w:tc>
+      </w:tr>
+      <w:tr>
+        <w:tblPrEx>
+          <w:tblCellMar>
+            <w:top w:w="0" w:type="dxa"/>
+            <w:bottom w:w="0" w:type="dxa"/>
+          </w:tblCellMar>
+        </w:tblPrEx>
+        <w:tc>
+          <w:tcPr>
+            <w:tcW w:w="2200" w:type="dxa"/>
+            <w:tcMar>
+              <w:top w:w="100" w:type="dxa"/>
+              <w:left w:w="120" w:type="dxa"/>
+              <w:bottom w:w="100" w:type="dxa"/>
+              <w:right w:w="120" w:type="dxa"/>
+            </w:tcMar>
+          </w:tcPr>
+          <w:p>
+            <w:r>
+              <w:rPr>
+                <w:rFonts w:ascii="Calibri" w:eastAsia="Calibri" w:hAnsi="Calibri" w:cs="Calibri"/>
+              </w:rPr>
+              <w:t>Coding Tasks</w:t>
+            </w:r>
+          </w:p>
+        </w:tc>
+        <w:tc>
+          <w:tcPr>
+            <w:tcW w:w="900" w:type="dxa"/>
+            <w:tcMar>
+              <w:top w:w="100" w:type="dxa"/>
+              <w:left w:w="120" w:type="dxa"/>
+              <w:bottom w:w="100" w:type="dxa"/>
+              <w:right w:w="120" w:type="dxa"/>
+            </w:tcMar>
+          </w:tcPr>
+          <w:p>
+            <w:r>
+              <w:rPr>
+                <w:rFonts w:ascii="Calibri" w:eastAsia="Calibri" w:hAnsi="Calibri" w:cs="Calibri"/>
+              </w:rPr>
+              <w:t>0.15</w:t>
+            </w:r>
+          </w:p>
+        </w:tc>
+        <w:tc>
+          <w:tcPr>
+            <w:tcW w:w="2400" w:type="dxa"/>
+            <w:tcMar>
+              <w:top w:w="100" w:type="dxa"/>
+              <w:left w:w="120" w:type="dxa"/>
+              <w:bottom w:w="100" w:type="dxa"/>
+              <w:right w:w="120" w:type="dxa"/>
+            </w:tcMar>
+          </w:tcPr>
+          <w:p>
+            <w:r>
+              <w:rPr>
+                <w:rFonts w:ascii="Calibri" w:eastAsia="Calibri" w:hAnsi="Calibri" w:cs="Calibri"/>
+              </w:rPr>
+              <w:t>Code does not run / wrong logic</w:t>
+            </w:r>
+          </w:p>
+        </w:tc>
+        <w:tc>
+          <w:tcPr>
+            <w:tcW w:w="2400" w:type="dxa"/>
+            <w:tcMar>
+              <w:top w:w="100" w:type="dxa"/>
+              <w:left w:w="120" w:type="dxa"/>
+              <w:bottom w:w="100" w:type="dxa"/>
+              <w:right w:w="120" w:type="dxa"/>
+            </w:tcMar>
+          </w:tcPr>
+          <w:p>
+            <w:r>
+              <w:rPr>
+                <w:rFonts w:ascii="Calibri" w:eastAsia="Calibri" w:hAnsi="Calibri" w:cs="Calibri"/>
+              </w:rPr>
+              <w:t>Runs with minor bugs or inefficiency</w:t>
+            </w:r>
+          </w:p>
+        </w:tc>
+        <w:tc>
+          <w:tcPr>
+            <w:tcW w:w="2400" w:type="dxa"/>
+            <w:tcMar>
+              <w:top w:w="100" w:type="dxa"/>
+              <w:left w:w="120" w:type="dxa"/>
+              <w:bottom w:w="100" w:type="dxa"/>
+              <w:right w:w="120" w:type="dxa"/>
+            </w:tcMar>
+          </w:tcPr>
+          <w:p>
+            <w:r>
+              <w:rPr>
+                <w:rFonts w:ascii="Calibri" w:eastAsia="Calibri" w:hAnsi="Calibri" w:cs="Calibri"/>
+              </w:rPr>
+              <w:t>Correct, clean, idiomatic solution</w:t>
+            </w:r>
+          </w:p>
+        </w:tc>
+      </w:tr>
+    </w:tbl>
     <w:p>
       <w:pPr>
         <w:pBdr>
@@ -298,15 +1090,50 @@
         </w:pBdr>
         <w:shd w:val="clear" w:color="auto" w:fill="F2F2F2"/>
         <w:spacing w:before="120" w:after="200" w:line="276" w:lineRule="auto"/>
-      </w:pPr>
-      <w:r>
-        <w:rPr>
-          <w:rFonts w:ascii="Calibri" w:eastAsia="Calibri" w:hAnsi="Calibri" w:cs="Calibri"/>
-          <w:i/>
-          <w:iCs/>
-          <w:color w:val="555555"/>
-        </w:rPr>
-        <w:t>[ Insert Screenshot: 04_Datasets folder showing rubric.docx committed ]</w:t>
+        <w:rPr>
+          <w:lang w:val="en-US"/>
+        </w:rPr>
+      </w:pPr>
+      <w:r>
+        <w:rPr>
+          <w:lang w:val="en-US"/>
+        </w:rPr>
+        <w:lastRenderedPageBreak/>
+        <w:drawing>
+          <wp:inline distT="0" distB="0" distL="0" distR="0" wp14:anchorId="1AF25BD4" wp14:editId="7A8AA24E">
+            <wp:extent cx="6400800" cy="1677670"/>
+            <wp:effectExtent l="0" t="0" r="0" b="0"/>
+            <wp:docPr id="167750468" name="Picture 1"/>
+            <wp:cNvGraphicFramePr>
+              <a:graphicFrameLocks xmlns:a="http://schemas.openxmlformats.org/drawingml/2006/main" noChangeAspect="1"/>
+            </wp:cNvGraphicFramePr>
+            <a:graphic xmlns:a="http://schemas.openxmlformats.org/drawingml/2006/main">
+              <a:graphicData uri="http://schemas.openxmlformats.org/drawingml/2006/picture">
+                <pic:pic xmlns:pic="http://schemas.openxmlformats.org/drawingml/2006/picture">
+                  <pic:nvPicPr>
+                    <pic:cNvPr id="167750468" name=""/>
+                    <pic:cNvPicPr/>
+                  </pic:nvPicPr>
+                  <pic:blipFill>
+                    <a:blip r:embed="rId8"/>
+                    <a:stretch>
+                      <a:fillRect/>
+                    </a:stretch>
+                  </pic:blipFill>
+                  <pic:spPr>
+                    <a:xfrm>
+                      <a:off x="0" y="0"/>
+                      <a:ext cx="6400800" cy="1677670"/>
+                    </a:xfrm>
+                    <a:prstGeom prst="rect">
+                      <a:avLst/>
+                    </a:prstGeom>
+                  </pic:spPr>
+                </pic:pic>
+              </a:graphicData>
+            </a:graphic>
+          </wp:inline>
+        </w:drawing>
       </w:r>
     </w:p>
     <w:p>
@@ -336,7 +1163,6 @@
           <w:sz w:val="26"/>
           <w:szCs w:val="26"/>
         </w:rPr>
-        <w:lastRenderedPageBreak/>
         <w:t>4. Results</w:t>
       </w:r>
     </w:p>

--- a/02_Reports/week1_progress_report.docx
+++ b/02_Reports/week1_progress_report.docx
@@ -1231,32 +1231,66 @@
       </w:pPr>
       <w:r>
         <w:rPr>
+          <w:noProof/>
+          <w:lang w:val="en-US"/>
+        </w:rPr>
+        <w:drawing>
+          <wp:anchor distT="0" distB="0" distL="114300" distR="114300" simplePos="0" relativeHeight="251658240" behindDoc="0" locked="0" layoutInCell="1" allowOverlap="1" wp14:anchorId="20727BE1" wp14:editId="0AFFDF6B">
+            <wp:simplePos x="0" y="0"/>
+            <wp:positionH relativeFrom="column">
+              <wp:posOffset>614362</wp:posOffset>
+            </wp:positionH>
+            <wp:positionV relativeFrom="paragraph">
+              <wp:posOffset>639763</wp:posOffset>
+            </wp:positionV>
+            <wp:extent cx="4776470" cy="3514725"/>
+            <wp:effectExtent l="0" t="0" r="0" b="0"/>
+            <wp:wrapTopAndBottom/>
+            <wp:docPr id="629028097" name="Picture 1"/>
+            <wp:cNvGraphicFramePr>
+              <a:graphicFrameLocks xmlns:a="http://schemas.openxmlformats.org/drawingml/2006/main" noChangeAspect="1"/>
+            </wp:cNvGraphicFramePr>
+            <a:graphic xmlns:a="http://schemas.openxmlformats.org/drawingml/2006/main">
+              <a:graphicData uri="http://schemas.openxmlformats.org/drawingml/2006/picture">
+                <pic:pic xmlns:pic="http://schemas.openxmlformats.org/drawingml/2006/picture">
+                  <pic:nvPicPr>
+                    <pic:cNvPr id="629028097" name="Picture 629028097"/>
+                    <pic:cNvPicPr/>
+                  </pic:nvPicPr>
+                  <pic:blipFill>
+                    <a:blip r:embed="rId9" cstate="print">
+                      <a:extLst>
+                        <a:ext uri="{28A0092B-C50C-407E-A947-70E740481C1C}">
+                          <a14:useLocalDpi xmlns:a14="http://schemas.microsoft.com/office/drawing/2010/main" val="0"/>
+                        </a:ext>
+                      </a:extLst>
+                    </a:blip>
+                    <a:stretch>
+                      <a:fillRect/>
+                    </a:stretch>
+                  </pic:blipFill>
+                  <pic:spPr>
+                    <a:xfrm>
+                      <a:off x="0" y="0"/>
+                      <a:ext cx="4776470" cy="3514725"/>
+                    </a:xfrm>
+                    <a:prstGeom prst="rect">
+                      <a:avLst/>
+                    </a:prstGeom>
+                  </pic:spPr>
+                </pic:pic>
+              </a:graphicData>
+            </a:graphic>
+          </wp:anchor>
+        </w:drawing>
+      </w:r>
+      <w:r>
+        <w:rPr>
           <w:rFonts w:ascii="Calibri" w:eastAsia="Calibri" w:hAnsi="Calibri" w:cs="Calibri"/>
           <w:sz w:val="22"/>
           <w:szCs w:val="22"/>
         </w:rPr>
         <w:t>No automation code exists yet at this stage, so no unit testing applies to Week 1 — this is expected, since Week 1's scope is structural setup only. Automated testing begins in Week 2 once the first script (benchmark_runner.py) is written.</w:t>
-      </w:r>
-    </w:p>
-    <w:p>
-      <w:pPr>
-        <w:pBdr>
-          <w:top w:val="single" w:sz="6" w:space="0" w:color="999999"/>
-          <w:left w:val="single" w:sz="6" w:space="0" w:color="999999"/>
-          <w:bottom w:val="single" w:sz="6" w:space="0" w:color="999999"/>
-          <w:right w:val="single" w:sz="6" w:space="0" w:color="999999"/>
-        </w:pBdr>
-        <w:shd w:val="clear" w:color="auto" w:fill="F2F2F2"/>
-        <w:spacing w:before="120" w:after="200" w:line="276" w:lineRule="auto"/>
-      </w:pPr>
-      <w:r>
-        <w:rPr>
-          <w:rFonts w:ascii="Calibri" w:eastAsia="Calibri" w:hAnsi="Calibri" w:cs="Calibri"/>
-          <w:i/>
-          <w:iCs/>
-          <w:color w:val="555555"/>
-        </w:rPr>
-        <w:t>[ Insert Screenshot: final repository homepage showing the complete folder structure with all files committed ]</w:t>
       </w:r>
     </w:p>
     <w:p>
@@ -1277,15 +1311,44 @@
       <w:pPr>
         <w:pStyle w:val="Heading2"/>
         <w:spacing w:before="200" w:after="100"/>
-      </w:pPr>
-      <w:r>
         <w:rPr>
           <w:rFonts w:ascii="Calibri" w:eastAsia="Calibri" w:hAnsi="Calibri" w:cs="Calibri"/>
           <w:b/>
           <w:bCs/>
           <w:sz w:val="23"/>
           <w:szCs w:val="23"/>
-        </w:rPr>
+          <w:lang w:val="en-US"/>
+        </w:rPr>
+      </w:pPr>
+    </w:p>
+    <w:p>
+      <w:pPr>
+        <w:pStyle w:val="Heading2"/>
+        <w:spacing w:before="200" w:after="100"/>
+        <w:rPr>
+          <w:rFonts w:ascii="Calibri" w:eastAsia="Calibri" w:hAnsi="Calibri" w:cs="Calibri"/>
+          <w:b/>
+          <w:bCs/>
+          <w:sz w:val="23"/>
+          <w:szCs w:val="23"/>
+          <w:lang w:val="en-US"/>
+        </w:rPr>
+      </w:pPr>
+    </w:p>
+    <w:p>
+      <w:pPr>
+        <w:pStyle w:val="Heading2"/>
+        <w:spacing w:before="200" w:after="100"/>
+      </w:pPr>
+      <w:r>
+        <w:rPr>
+          <w:rFonts w:ascii="Calibri" w:eastAsia="Calibri" w:hAnsi="Calibri" w:cs="Calibri"/>
+          <w:b/>
+          <w:bCs/>
+          <w:sz w:val="23"/>
+          <w:szCs w:val="23"/>
+        </w:rPr>
+        <w:lastRenderedPageBreak/>
         <w:t>Next Week Plan (Week 2)</w:t>
       </w:r>
     </w:p>

--- a/02_Reports/week1_progress_report.docx
+++ b/02_Reports/week1_progress_report.docx
@@ -154,6 +154,7 @@
       </w:pPr>
       <w:r>
         <w:rPr>
+          <w:noProof/>
           <w:lang w:val="en-US"/>
         </w:rPr>
         <w:drawing>
@@ -252,6 +253,7 @@
       </w:pPr>
       <w:r>
         <w:rPr>
+          <w:noProof/>
           <w:lang w:val="en-US"/>
         </w:rPr>
         <w:drawing>
@@ -337,6 +339,7 @@
       </w:pPr>
       <w:r>
         <w:rPr>
+          <w:noProof/>
           <w:lang w:val="en-US"/>
         </w:rPr>
         <w:drawing>
@@ -444,12 +447,6 @@
         <w:gridCol w:w="2400"/>
       </w:tblGrid>
       <w:tr>
-        <w:tblPrEx>
-          <w:tblCellMar>
-            <w:top w:w="0" w:type="dxa"/>
-            <w:bottom w:w="0" w:type="dxa"/>
-          </w:tblCellMar>
-        </w:tblPrEx>
         <w:trPr>
           <w:tblHeader/>
         </w:trPr>
@@ -565,12 +562,6 @@
         </w:tc>
       </w:tr>
       <w:tr>
-        <w:tblPrEx>
-          <w:tblCellMar>
-            <w:top w:w="0" w:type="dxa"/>
-            <w:bottom w:w="0" w:type="dxa"/>
-          </w:tblCellMar>
-        </w:tblPrEx>
         <w:tc>
           <w:tcPr>
             <w:tcW w:w="2200" w:type="dxa"/>
@@ -668,12 +659,6 @@
         </w:tc>
       </w:tr>
       <w:tr>
-        <w:tblPrEx>
-          <w:tblCellMar>
-            <w:top w:w="0" w:type="dxa"/>
-            <w:bottom w:w="0" w:type="dxa"/>
-          </w:tblCellMar>
-        </w:tblPrEx>
         <w:tc>
           <w:tcPr>
             <w:tcW w:w="2200" w:type="dxa"/>
@@ -771,12 +756,6 @@
         </w:tc>
       </w:tr>
       <w:tr>
-        <w:tblPrEx>
-          <w:tblCellMar>
-            <w:top w:w="0" w:type="dxa"/>
-            <w:bottom w:w="0" w:type="dxa"/>
-          </w:tblCellMar>
-        </w:tblPrEx>
         <w:tc>
           <w:tcPr>
             <w:tcW w:w="2200" w:type="dxa"/>
@@ -874,12 +853,6 @@
         </w:tc>
       </w:tr>
       <w:tr>
-        <w:tblPrEx>
-          <w:tblCellMar>
-            <w:top w:w="0" w:type="dxa"/>
-            <w:bottom w:w="0" w:type="dxa"/>
-          </w:tblCellMar>
-        </w:tblPrEx>
         <w:tc>
           <w:tcPr>
             <w:tcW w:w="2200" w:type="dxa"/>
@@ -977,12 +950,6 @@
         </w:tc>
       </w:tr>
       <w:tr>
-        <w:tblPrEx>
-          <w:tblCellMar>
-            <w:top w:w="0" w:type="dxa"/>
-            <w:bottom w:w="0" w:type="dxa"/>
-          </w:tblCellMar>
-        </w:tblPrEx>
         <w:tc>
           <w:tcPr>
             <w:tcW w:w="2200" w:type="dxa"/>
@@ -1096,6 +1063,7 @@
       </w:pPr>
       <w:r>
         <w:rPr>
+          <w:noProof/>
           <w:lang w:val="en-US"/>
         </w:rPr>
         <w:lastRenderedPageBreak/>
@@ -1235,15 +1203,15 @@
           <w:lang w:val="en-US"/>
         </w:rPr>
         <w:drawing>
-          <wp:anchor distT="0" distB="0" distL="114300" distR="114300" simplePos="0" relativeHeight="251658240" behindDoc="0" locked="0" layoutInCell="1" allowOverlap="1" wp14:anchorId="20727BE1" wp14:editId="0AFFDF6B">
+          <wp:anchor distT="0" distB="0" distL="114300" distR="114300" simplePos="0" relativeHeight="251658240" behindDoc="0" locked="0" layoutInCell="1" allowOverlap="1" wp14:anchorId="20727BE1" wp14:editId="163948A5">
             <wp:simplePos x="0" y="0"/>
             <wp:positionH relativeFrom="column">
-              <wp:posOffset>614362</wp:posOffset>
+              <wp:posOffset>752158</wp:posOffset>
             </wp:positionH>
             <wp:positionV relativeFrom="paragraph">
-              <wp:posOffset>639763</wp:posOffset>
+              <wp:posOffset>844868</wp:posOffset>
             </wp:positionV>
-            <wp:extent cx="4776470" cy="3514725"/>
+            <wp:extent cx="4776470" cy="4090670"/>
             <wp:effectExtent l="0" t="0" r="0" b="0"/>
             <wp:wrapTopAndBottom/>
             <wp:docPr id="629028097" name="Picture 1"/>
@@ -1272,7 +1240,7 @@
                   <pic:spPr>
                     <a:xfrm>
                       <a:off x="0" y="0"/>
-                      <a:ext cx="4776470" cy="3514725"/>
+                      <a:ext cx="4776470" cy="4090670"/>
                     </a:xfrm>
                     <a:prstGeom prst="rect">
                       <a:avLst/>
@@ -1281,6 +1249,9 @@
                 </pic:pic>
               </a:graphicData>
             </a:graphic>
+            <wp14:sizeRelV relativeFrom="margin">
+              <wp14:pctHeight>0</wp14:pctHeight>
+            </wp14:sizeRelV>
           </wp:anchor>
         </w:drawing>
       </w:r>
@@ -1348,7 +1319,6 @@
           <w:sz w:val="23"/>
           <w:szCs w:val="23"/>
         </w:rPr>
-        <w:lastRenderedPageBreak/>
         <w:t>Next Week Plan (Week 2)</w:t>
       </w:r>
     </w:p>
